--- a/src/Tests/Inputs/complex_spacing/input.docx
+++ b/src/Tests/Inputs/complex_spacing/input.docx
@@ -643,6 +643,9 @@
         <w:t>This document contains comprehensive examples of all spacing and formatting options available in Word documents, including indentations, line spacing variants, pagination controls, and formatting exceptions in various combinations.</w:t>
       </w:r>
     </w:p>
+    <w:sectPr>
+      <w:pgSz w:w="12240" w:h="15840"/>
+    </w:sectPr>
   </w:body>
 </w:document>
 </file>
